--- a/S1/R1.01 - Initiation au développement/TP/TP5/Rapport TP5.docx
+++ b/S1/R1.01 - Initiation au développement/TP/TP5/Rapport TP5.docx
@@ -672,6 +672,89 @@
             </a:graphic>
           </wp:inline>
         </w:drawing>
+      </w:r>
+    </w:p>
+    <w:p>
+      <w:pPr>
+        <w:spacing w:before="240" w:after="240"/>
+        <w:ind w:left="360"/>
+        <w:jc w:val="center"/>
+      </w:pPr>
+      <w:r>
+        <w:t>Avec un très grand nombre il nous renvoie les 4 premiers et ensuite les valeurs sont trop grandes pour être afficher instantanément car le suivant est proche de 33 millions.</w:t>
+      </w:r>
+    </w:p>
+    <w:p>
+      <w:pPr>
+        <w:spacing w:before="240" w:after="240"/>
+        <w:ind w:left="360"/>
+        <w:jc w:val="center"/>
+      </w:pPr>
+    </w:p>
+    <w:p>
+      <w:pPr>
+        <w:spacing w:before="240" w:after="240"/>
+        <w:ind w:left="360"/>
+        <w:jc w:val="center"/>
+      </w:pPr>
+    </w:p>
+    <w:p>
+      <w:pPr>
+        <w:spacing w:before="240" w:after="240"/>
+        <w:ind w:left="360"/>
+        <w:jc w:val="center"/>
+      </w:pPr>
+    </w:p>
+    <w:p>
+      <w:pPr>
+        <w:spacing w:before="240" w:after="240"/>
+        <w:ind w:left="360"/>
+        <w:jc w:val="center"/>
+      </w:pPr>
+    </w:p>
+    <w:p>
+      <w:pPr>
+        <w:spacing w:before="240" w:after="240"/>
+        <w:ind w:left="360"/>
+        <w:jc w:val="center"/>
+      </w:pPr>
+    </w:p>
+    <w:p>
+      <w:pPr>
+        <w:spacing w:before="240" w:after="240"/>
+        <w:ind w:left="360"/>
+        <w:jc w:val="center"/>
+      </w:pPr>
+    </w:p>
+    <w:p>
+      <w:pPr>
+        <w:spacing w:before="240" w:after="240"/>
+        <w:ind w:left="360"/>
+        <w:jc w:val="center"/>
+      </w:pPr>
+    </w:p>
+    <w:p>
+      <w:pPr>
+        <w:spacing w:before="240" w:after="240"/>
+        <w:ind w:left="360"/>
+        <w:jc w:val="center"/>
+      </w:pPr>
+    </w:p>
+    <w:p>
+      <w:pPr>
+        <w:spacing w:before="240" w:after="240"/>
+        <w:ind w:left="360"/>
+        <w:jc w:val="center"/>
+        <w:rPr>
+          <w:u w:val="single"/>
+        </w:rPr>
+      </w:pPr>
+      <w:r>
+        <w:rPr>
+          <w:u w:val="single"/>
+        </w:rPr>
+        <w:lastRenderedPageBreak/>
+        <w:t xml:space="preserve">EXERCICE 2 : </w:t>
       </w:r>
     </w:p>
     <w:p>

--- a/S1/R1.01 - Initiation au développement/TP/TP5/Rapport TP5.docx
+++ b/S1/R1.01 - Initiation au développement/TP/TP5/Rapport TP5.docx
@@ -116,10 +116,7 @@
         <w:t>Description rapide</w:t>
       </w:r>
       <w:r>
-        <w:t xml:space="preserve"> : </w:t>
-      </w:r>
-      <w:r>
-        <w:t>Ce programme demande une valeur et affiche tout les nombres parfaits inférieurs ou égaux à la valeur saisit.</w:t>
+        <w:t xml:space="preserve"> : Ce programme demande une valeur et affiche tout les nombres parfaits inférieurs ou égaux à la valeur saisit.</w:t>
       </w:r>
     </w:p>
     <w:p>
@@ -171,10 +168,7 @@
         <w:t xml:space="preserve">Description rapide </w:t>
       </w:r>
       <w:r>
-        <w:t xml:space="preserve">: </w:t>
-      </w:r>
-      <w:r>
-        <w:t>Ce programme demande de saisir une date et renvoie si elle est valide ou non, en utilisant uniquement des tests booléens et donc aucun « si alors sinon »</w:t>
+        <w:t>: Ce programme demande de saisir une date et renvoie si elle est valide ou non, en utilisant uniquement des tests booléens et donc aucun « si alors sinon »</w:t>
       </w:r>
     </w:p>
     <w:p>
@@ -226,10 +220,7 @@
         <w:t>Description rapide</w:t>
       </w:r>
       <w:r>
-        <w:t xml:space="preserve"> : </w:t>
-      </w:r>
-      <w:r>
-        <w:t xml:space="preserve">Ce programme </w:t>
+        <w:t xml:space="preserve"> : Ce programme </w:t>
       </w:r>
       <w:r>
         <w:t>demande à l'utilisateur un nombre positif et affiche un triangle rectangle de chiffres</w:t>
@@ -284,10 +275,7 @@
         <w:t>Description rapide</w:t>
       </w:r>
       <w:r>
-        <w:t xml:space="preserve"> : Ce programme </w:t>
-      </w:r>
-      <w:r>
-        <w:t>demande à l’utilisateur un nombre positif pour créer un carré de nombre de côté 2n + 1. </w:t>
+        <w:t xml:space="preserve"> : Ce programme demande à l’utilisateur un nombre positif pour créer un carré de nombre de côté 2n + 1. </w:t>
       </w:r>
     </w:p>
     <w:p>
@@ -398,6 +386,9 @@
         </w:rPr>
       </w:pPr>
       <w:r>
+        <w:rPr>
+          <w:noProof/>
+        </w:rPr>
         <w:drawing>
           <wp:inline distT="0" distB="0" distL="0" distR="0" wp14:anchorId="4058444D" wp14:editId="6A343126">
             <wp:extent cx="3886742" cy="3200847"/>
@@ -445,6 +436,7 @@
       </w:pPr>
       <w:r>
         <w:rPr>
+          <w:noProof/>
           <w:u w:val="single"/>
         </w:rPr>
         <w:drawing>
@@ -529,6 +521,9 @@
         </w:rPr>
       </w:pPr>
       <w:r>
+        <w:rPr>
+          <w:noProof/>
+        </w:rPr>
         <w:drawing>
           <wp:inline distT="0" distB="0" distL="0" distR="0" wp14:anchorId="58F72C08" wp14:editId="2F48B12C">
             <wp:extent cx="2734057" cy="838317"/>
@@ -583,6 +578,9 @@
         <w:jc w:val="center"/>
       </w:pPr>
       <w:r>
+        <w:rPr>
+          <w:noProof/>
+        </w:rPr>
         <w:drawing>
           <wp:inline distT="0" distB="0" distL="0" distR="0" wp14:anchorId="7E18FBFB" wp14:editId="1F87D741">
             <wp:extent cx="3896269" cy="371527"/>
@@ -637,6 +635,9 @@
         <w:jc w:val="center"/>
       </w:pPr>
       <w:r>
+        <w:rPr>
+          <w:noProof/>
+        </w:rPr>
         <w:drawing>
           <wp:inline distT="0" distB="0" distL="0" distR="0" wp14:anchorId="2966F771" wp14:editId="2AA25007">
             <wp:extent cx="2943636" cy="1352739"/>
@@ -750,10 +751,134 @@
         </w:rPr>
       </w:pPr>
       <w:r>
-        <w:rPr>
-          <w:u w:val="single"/>
-        </w:rPr>
         <w:lastRenderedPageBreak/>
+        <w:drawing>
+          <wp:anchor distT="0" distB="0" distL="114300" distR="114300" simplePos="0" relativeHeight="251659264" behindDoc="1" locked="0" layoutInCell="1" allowOverlap="1" wp14:anchorId="474EA0F7" wp14:editId="5655EC58">
+            <wp:simplePos x="0" y="0"/>
+            <wp:positionH relativeFrom="margin">
+              <wp:posOffset>1105535</wp:posOffset>
+            </wp:positionH>
+            <wp:positionV relativeFrom="paragraph">
+              <wp:posOffset>2129155</wp:posOffset>
+            </wp:positionV>
+            <wp:extent cx="3549650" cy="4062095"/>
+            <wp:effectExtent l="0" t="0" r="0" b="0"/>
+            <wp:wrapThrough wrapText="bothSides">
+              <wp:wrapPolygon edited="0">
+                <wp:start x="0" y="0"/>
+                <wp:lineTo x="0" y="21475"/>
+                <wp:lineTo x="21445" y="21475"/>
+                <wp:lineTo x="21445" y="0"/>
+                <wp:lineTo x="0" y="0"/>
+              </wp:wrapPolygon>
+            </wp:wrapThrough>
+            <wp:docPr id="195370161" name="Image 1" descr="Une image contenant texte, capture d’écran, Police&#10;&#10;Description générée automatiquement"/>
+            <wp:cNvGraphicFramePr>
+              <a:graphicFrameLocks xmlns:a="http://schemas.openxmlformats.org/drawingml/2006/main" noChangeAspect="1"/>
+            </wp:cNvGraphicFramePr>
+            <a:graphic xmlns:a="http://schemas.openxmlformats.org/drawingml/2006/main">
+              <a:graphicData uri="http://schemas.openxmlformats.org/drawingml/2006/picture">
+                <pic:pic xmlns:pic="http://schemas.openxmlformats.org/drawingml/2006/picture">
+                  <pic:nvPicPr>
+                    <pic:cNvPr id="195370161" name="Image 1" descr="Une image contenant texte, capture d’écran, Police&#10;&#10;Description générée automatiquement"/>
+                    <pic:cNvPicPr/>
+                  </pic:nvPicPr>
+                  <pic:blipFill>
+                    <a:blip r:embed="rId12">
+                      <a:extLst>
+                        <a:ext uri="{28A0092B-C50C-407E-A947-70E740481C1C}">
+                          <a14:useLocalDpi xmlns:a14="http://schemas.microsoft.com/office/drawing/2010/main" val="0"/>
+                        </a:ext>
+                      </a:extLst>
+                    </a:blip>
+                    <a:stretch>
+                      <a:fillRect/>
+                    </a:stretch>
+                  </pic:blipFill>
+                  <pic:spPr>
+                    <a:xfrm>
+                      <a:off x="0" y="0"/>
+                      <a:ext cx="3549650" cy="4062095"/>
+                    </a:xfrm>
+                    <a:prstGeom prst="rect">
+                      <a:avLst/>
+                    </a:prstGeom>
+                  </pic:spPr>
+                </pic:pic>
+              </a:graphicData>
+            </a:graphic>
+          </wp:anchor>
+        </w:drawing>
+      </w:r>
+      <w:r>
+        <w:drawing>
+          <wp:anchor distT="0" distB="0" distL="114300" distR="114300" simplePos="0" relativeHeight="251658240" behindDoc="0" locked="0" layoutInCell="1" allowOverlap="1" wp14:anchorId="449BB10D" wp14:editId="1174F730">
+            <wp:simplePos x="0" y="0"/>
+            <wp:positionH relativeFrom="page">
+              <wp:posOffset>133350</wp:posOffset>
+            </wp:positionH>
+            <wp:positionV relativeFrom="paragraph">
+              <wp:posOffset>198755</wp:posOffset>
+            </wp:positionV>
+            <wp:extent cx="7358216" cy="1892275"/>
+            <wp:effectExtent l="0" t="0" r="0" b="0"/>
+            <wp:wrapThrough wrapText="bothSides">
+              <wp:wrapPolygon edited="0">
+                <wp:start x="0" y="0"/>
+                <wp:lineTo x="0" y="21317"/>
+                <wp:lineTo x="21531" y="21317"/>
+                <wp:lineTo x="21531" y="0"/>
+                <wp:lineTo x="0" y="0"/>
+              </wp:wrapPolygon>
+            </wp:wrapThrough>
+            <wp:docPr id="1505563127" name="Image 1"/>
+            <wp:cNvGraphicFramePr>
+              <a:graphicFrameLocks xmlns:a="http://schemas.openxmlformats.org/drawingml/2006/main" noChangeAspect="1"/>
+            </wp:cNvGraphicFramePr>
+            <a:graphic xmlns:a="http://schemas.openxmlformats.org/drawingml/2006/main">
+              <a:graphicData uri="http://schemas.openxmlformats.org/drawingml/2006/picture">
+                <pic:pic xmlns:pic="http://schemas.openxmlformats.org/drawingml/2006/picture">
+                  <pic:nvPicPr>
+                    <pic:cNvPr id="1505563127" name=""/>
+                    <pic:cNvPicPr/>
+                  </pic:nvPicPr>
+                  <pic:blipFill>
+                    <a:blip r:embed="rId13">
+                      <a:extLst>
+                        <a:ext uri="{28A0092B-C50C-407E-A947-70E740481C1C}">
+                          <a14:useLocalDpi xmlns:a14="http://schemas.microsoft.com/office/drawing/2010/main" val="0"/>
+                        </a:ext>
+                      </a:extLst>
+                    </a:blip>
+                    <a:stretch>
+                      <a:fillRect/>
+                    </a:stretch>
+                  </pic:blipFill>
+                  <pic:spPr>
+                    <a:xfrm>
+                      <a:off x="0" y="0"/>
+                      <a:ext cx="7358216" cy="1892275"/>
+                    </a:xfrm>
+                    <a:prstGeom prst="rect">
+                      <a:avLst/>
+                    </a:prstGeom>
+                  </pic:spPr>
+                </pic:pic>
+              </a:graphicData>
+            </a:graphic>
+            <wp14:sizeRelH relativeFrom="margin">
+              <wp14:pctWidth>0</wp14:pctWidth>
+            </wp14:sizeRelH>
+            <wp14:sizeRelV relativeFrom="margin">
+              <wp14:pctHeight>0</wp14:pctHeight>
+            </wp14:sizeRelV>
+          </wp:anchor>
+        </w:drawing>
+      </w:r>
+      <w:r>
+        <w:rPr>
+          <w:u w:val="single"/>
+        </w:rPr>
         <w:t xml:space="preserve">EXERCICE 2 : </w:t>
       </w:r>
     </w:p>
@@ -821,9 +946,1455 @@
         </w:rPr>
       </w:pPr>
     </w:p>
+    <w:p>
+      <w:pPr>
+        <w:rPr>
+          <w:color w:val="FF0000"/>
+          <w:u w:val="single"/>
+        </w:rPr>
+      </w:pPr>
+    </w:p>
+    <w:p>
+      <w:pPr>
+        <w:rPr>
+          <w:color w:val="FF0000"/>
+          <w:u w:val="single"/>
+        </w:rPr>
+      </w:pPr>
+    </w:p>
+    <w:p>
+      <w:pPr>
+        <w:rPr>
+          <w:color w:val="FF0000"/>
+          <w:u w:val="single"/>
+        </w:rPr>
+      </w:pPr>
+    </w:p>
+    <w:p>
+      <w:r>
+        <w:t xml:space="preserve">Ce programme permet de vérifier la validité d’une date sans utiliser un seul « si alors sinon », </w:t>
+      </w:r>
+      <w:r>
+        <w:t>il utilise donc des tests booléens dans la fonction.</w:t>
+      </w:r>
+    </w:p>
+    <w:p>
+      <w:r>
+        <w:t xml:space="preserve">On vérifie donc si l’année est bissextile, si le mois est valide, si le mois saisi est février on a des vérifications supplémentaires, si le jour est valide et si la date est valide si le jour est ok et le mois aussi ainsi que si l’année est supérieure à 1582 donc ça renvoie </w:t>
+      </w:r>
+      <w:r>
+        <w:t>un booléen si la date est valide.</w:t>
+      </w:r>
+    </w:p>
+    <w:p/>
+    <w:p/>
+    <w:p/>
+    <w:p>
+      <w:pPr>
+        <w:jc w:val="center"/>
+        <w:rPr>
+          <w:u w:val="single"/>
+        </w:rPr>
+      </w:pPr>
+      <w:r>
+        <w:rPr>
+          <w:u w:val="single"/>
+        </w:rPr>
+        <w:lastRenderedPageBreak/>
+        <w:t>Jeux d’essais :</w:t>
+      </w:r>
+    </w:p>
+    <w:p>
+      <w:pPr>
+        <w:jc w:val="center"/>
+      </w:pPr>
+      <w:r>
+        <w:drawing>
+          <wp:inline distT="0" distB="0" distL="0" distR="0" wp14:anchorId="6E61D4DE" wp14:editId="2E3D5AE3">
+            <wp:extent cx="5760720" cy="584835"/>
+            <wp:effectExtent l="0" t="0" r="0" b="5715"/>
+            <wp:docPr id="302203311" name="Image 26" descr="Une image contenant texte, capture d’écran, Police&#10;&#10;Description générée automatiquement"/>
+            <wp:cNvGraphicFramePr>
+              <a:graphicFrameLocks xmlns:a="http://schemas.openxmlformats.org/drawingml/2006/main" noChangeAspect="1"/>
+            </wp:cNvGraphicFramePr>
+            <a:graphic xmlns:a="http://schemas.openxmlformats.org/drawingml/2006/main">
+              <a:graphicData uri="http://schemas.openxmlformats.org/drawingml/2006/picture">
+                <pic:pic xmlns:pic="http://schemas.openxmlformats.org/drawingml/2006/picture">
+                  <pic:nvPicPr>
+                    <pic:cNvPr id="302203311" name="Image 26" descr="Une image contenant texte, capture d’écran, Police&#10;&#10;Description générée automatiquement"/>
+                    <pic:cNvPicPr>
+                      <a:picLocks noChangeAspect="1" noChangeArrowheads="1"/>
+                    </pic:cNvPicPr>
+                  </pic:nvPicPr>
+                  <pic:blipFill>
+                    <a:blip r:embed="rId14">
+                      <a:extLst>
+                        <a:ext uri="{28A0092B-C50C-407E-A947-70E740481C1C}">
+                          <a14:useLocalDpi xmlns:a14="http://schemas.microsoft.com/office/drawing/2010/main" val="0"/>
+                        </a:ext>
+                      </a:extLst>
+                    </a:blip>
+                    <a:srcRect/>
+                    <a:stretch>
+                      <a:fillRect/>
+                    </a:stretch>
+                  </pic:blipFill>
+                  <pic:spPr bwMode="auto">
+                    <a:xfrm>
+                      <a:off x="0" y="0"/>
+                      <a:ext cx="5760720" cy="584835"/>
+                    </a:xfrm>
+                    <a:prstGeom prst="rect">
+                      <a:avLst/>
+                    </a:prstGeom>
+                    <a:noFill/>
+                    <a:ln>
+                      <a:noFill/>
+                    </a:ln>
+                  </pic:spPr>
+                </pic:pic>
+              </a:graphicData>
+            </a:graphic>
+          </wp:inline>
+        </w:drawing>
+      </w:r>
+    </w:p>
+    <w:p>
+      <w:pPr>
+        <w:jc w:val="center"/>
+      </w:pPr>
+      <w:r>
+        <w:drawing>
+          <wp:inline distT="0" distB="0" distL="0" distR="0" wp14:anchorId="3A3038E4" wp14:editId="02D4715D">
+            <wp:extent cx="2514600" cy="647700"/>
+            <wp:effectExtent l="0" t="0" r="0" b="0"/>
+            <wp:docPr id="2031236849" name="Image 25" descr="Une image contenant texte, Police, capture d’écran, typographie&#10;&#10;Description générée automatiquement"/>
+            <wp:cNvGraphicFramePr>
+              <a:graphicFrameLocks xmlns:a="http://schemas.openxmlformats.org/drawingml/2006/main" noChangeAspect="1"/>
+            </wp:cNvGraphicFramePr>
+            <a:graphic xmlns:a="http://schemas.openxmlformats.org/drawingml/2006/main">
+              <a:graphicData uri="http://schemas.openxmlformats.org/drawingml/2006/picture">
+                <pic:pic xmlns:pic="http://schemas.openxmlformats.org/drawingml/2006/picture">
+                  <pic:nvPicPr>
+                    <pic:cNvPr id="2031236849" name="Image 25" descr="Une image contenant texte, Police, capture d’écran, typographie&#10;&#10;Description générée automatiquement"/>
+                    <pic:cNvPicPr>
+                      <a:picLocks noChangeAspect="1" noChangeArrowheads="1"/>
+                    </pic:cNvPicPr>
+                  </pic:nvPicPr>
+                  <pic:blipFill>
+                    <a:blip r:embed="rId15">
+                      <a:extLst>
+                        <a:ext uri="{28A0092B-C50C-407E-A947-70E740481C1C}">
+                          <a14:useLocalDpi xmlns:a14="http://schemas.microsoft.com/office/drawing/2010/main" val="0"/>
+                        </a:ext>
+                      </a:extLst>
+                    </a:blip>
+                    <a:srcRect/>
+                    <a:stretch>
+                      <a:fillRect/>
+                    </a:stretch>
+                  </pic:blipFill>
+                  <pic:spPr bwMode="auto">
+                    <a:xfrm>
+                      <a:off x="0" y="0"/>
+                      <a:ext cx="2514600" cy="647700"/>
+                    </a:xfrm>
+                    <a:prstGeom prst="rect">
+                      <a:avLst/>
+                    </a:prstGeom>
+                    <a:noFill/>
+                    <a:ln>
+                      <a:noFill/>
+                    </a:ln>
+                  </pic:spPr>
+                </pic:pic>
+              </a:graphicData>
+            </a:graphic>
+          </wp:inline>
+        </w:drawing>
+      </w:r>
+    </w:p>
+    <w:p>
+      <w:pPr>
+        <w:jc w:val="center"/>
+      </w:pPr>
+      <w:r>
+        <w:drawing>
+          <wp:inline distT="0" distB="0" distL="0" distR="0" wp14:anchorId="67036090" wp14:editId="2B0DA76C">
+            <wp:extent cx="2552700" cy="660400"/>
+            <wp:effectExtent l="0" t="0" r="0" b="6350"/>
+            <wp:docPr id="622658499" name="Image 24" descr="Une image contenant texte, Police, capture d’écran&#10;&#10;Description générée automatiquement"/>
+            <wp:cNvGraphicFramePr>
+              <a:graphicFrameLocks xmlns:a="http://schemas.openxmlformats.org/drawingml/2006/main" noChangeAspect="1"/>
+            </wp:cNvGraphicFramePr>
+            <a:graphic xmlns:a="http://schemas.openxmlformats.org/drawingml/2006/main">
+              <a:graphicData uri="http://schemas.openxmlformats.org/drawingml/2006/picture">
+                <pic:pic xmlns:pic="http://schemas.openxmlformats.org/drawingml/2006/picture">
+                  <pic:nvPicPr>
+                    <pic:cNvPr id="622658499" name="Image 24" descr="Une image contenant texte, Police, capture d’écran&#10;&#10;Description générée automatiquement"/>
+                    <pic:cNvPicPr>
+                      <a:picLocks noChangeAspect="1" noChangeArrowheads="1"/>
+                    </pic:cNvPicPr>
+                  </pic:nvPicPr>
+                  <pic:blipFill>
+                    <a:blip r:embed="rId16">
+                      <a:extLst>
+                        <a:ext uri="{28A0092B-C50C-407E-A947-70E740481C1C}">
+                          <a14:useLocalDpi xmlns:a14="http://schemas.microsoft.com/office/drawing/2010/main" val="0"/>
+                        </a:ext>
+                      </a:extLst>
+                    </a:blip>
+                    <a:srcRect/>
+                    <a:stretch>
+                      <a:fillRect/>
+                    </a:stretch>
+                  </pic:blipFill>
+                  <pic:spPr bwMode="auto">
+                    <a:xfrm>
+                      <a:off x="0" y="0"/>
+                      <a:ext cx="2552700" cy="660400"/>
+                    </a:xfrm>
+                    <a:prstGeom prst="rect">
+                      <a:avLst/>
+                    </a:prstGeom>
+                    <a:noFill/>
+                    <a:ln>
+                      <a:noFill/>
+                    </a:ln>
+                  </pic:spPr>
+                </pic:pic>
+              </a:graphicData>
+            </a:graphic>
+          </wp:inline>
+        </w:drawing>
+      </w:r>
+    </w:p>
+    <w:p>
+      <w:pPr>
+        <w:jc w:val="center"/>
+      </w:pPr>
+      <w:r>
+        <w:t>Si le nombre de jours n’est pas compris entre 1 et 30 ou 31 selon les mois, le programme renverra toujours une date invalide.</w:t>
+      </w:r>
+    </w:p>
+    <w:p>
+      <w:pPr>
+        <w:jc w:val="center"/>
+      </w:pPr>
+      <w:r>
+        <w:drawing>
+          <wp:inline distT="0" distB="0" distL="0" distR="0" wp14:anchorId="079C5712" wp14:editId="45DC9B46">
+            <wp:extent cx="2559050" cy="679450"/>
+            <wp:effectExtent l="0" t="0" r="0" b="6350"/>
+            <wp:docPr id="1529582648" name="Image 23" descr="Une image contenant texte, Police, capture d’écran, typographie&#10;&#10;Description générée automatiquement"/>
+            <wp:cNvGraphicFramePr>
+              <a:graphicFrameLocks xmlns:a="http://schemas.openxmlformats.org/drawingml/2006/main" noChangeAspect="1"/>
+            </wp:cNvGraphicFramePr>
+            <a:graphic xmlns:a="http://schemas.openxmlformats.org/drawingml/2006/main">
+              <a:graphicData uri="http://schemas.openxmlformats.org/drawingml/2006/picture">
+                <pic:pic xmlns:pic="http://schemas.openxmlformats.org/drawingml/2006/picture">
+                  <pic:nvPicPr>
+                    <pic:cNvPr id="1529582648" name="Image 23" descr="Une image contenant texte, Police, capture d’écran, typographie&#10;&#10;Description générée automatiquement"/>
+                    <pic:cNvPicPr>
+                      <a:picLocks noChangeAspect="1" noChangeArrowheads="1"/>
+                    </pic:cNvPicPr>
+                  </pic:nvPicPr>
+                  <pic:blipFill>
+                    <a:blip r:embed="rId17">
+                      <a:extLst>
+                        <a:ext uri="{28A0092B-C50C-407E-A947-70E740481C1C}">
+                          <a14:useLocalDpi xmlns:a14="http://schemas.microsoft.com/office/drawing/2010/main" val="0"/>
+                        </a:ext>
+                      </a:extLst>
+                    </a:blip>
+                    <a:srcRect/>
+                    <a:stretch>
+                      <a:fillRect/>
+                    </a:stretch>
+                  </pic:blipFill>
+                  <pic:spPr bwMode="auto">
+                    <a:xfrm>
+                      <a:off x="0" y="0"/>
+                      <a:ext cx="2559050" cy="679450"/>
+                    </a:xfrm>
+                    <a:prstGeom prst="rect">
+                      <a:avLst/>
+                    </a:prstGeom>
+                    <a:noFill/>
+                    <a:ln>
+                      <a:noFill/>
+                    </a:ln>
+                  </pic:spPr>
+                </pic:pic>
+              </a:graphicData>
+            </a:graphic>
+          </wp:inline>
+        </w:drawing>
+      </w:r>
+    </w:p>
+    <w:p>
+      <w:pPr>
+        <w:jc w:val="center"/>
+      </w:pPr>
+      <w:r>
+        <w:drawing>
+          <wp:inline distT="0" distB="0" distL="0" distR="0" wp14:anchorId="13C51074" wp14:editId="3B3DB062">
+            <wp:extent cx="2438400" cy="647700"/>
+            <wp:effectExtent l="0" t="0" r="0" b="0"/>
+            <wp:docPr id="1270123909" name="Image 22" descr="Une image contenant texte, Police, capture d’écran, typographie&#10;&#10;Description générée automatiquement"/>
+            <wp:cNvGraphicFramePr>
+              <a:graphicFrameLocks xmlns:a="http://schemas.openxmlformats.org/drawingml/2006/main" noChangeAspect="1"/>
+            </wp:cNvGraphicFramePr>
+            <a:graphic xmlns:a="http://schemas.openxmlformats.org/drawingml/2006/main">
+              <a:graphicData uri="http://schemas.openxmlformats.org/drawingml/2006/picture">
+                <pic:pic xmlns:pic="http://schemas.openxmlformats.org/drawingml/2006/picture">
+                  <pic:nvPicPr>
+                    <pic:cNvPr id="1270123909" name="Image 22" descr="Une image contenant texte, Police, capture d’écran, typographie&#10;&#10;Description générée automatiquement"/>
+                    <pic:cNvPicPr>
+                      <a:picLocks noChangeAspect="1" noChangeArrowheads="1"/>
+                    </pic:cNvPicPr>
+                  </pic:nvPicPr>
+                  <pic:blipFill>
+                    <a:blip r:embed="rId18">
+                      <a:extLst>
+                        <a:ext uri="{28A0092B-C50C-407E-A947-70E740481C1C}">
+                          <a14:useLocalDpi xmlns:a14="http://schemas.microsoft.com/office/drawing/2010/main" val="0"/>
+                        </a:ext>
+                      </a:extLst>
+                    </a:blip>
+                    <a:srcRect/>
+                    <a:stretch>
+                      <a:fillRect/>
+                    </a:stretch>
+                  </pic:blipFill>
+                  <pic:spPr bwMode="auto">
+                    <a:xfrm>
+                      <a:off x="0" y="0"/>
+                      <a:ext cx="2438400" cy="647700"/>
+                    </a:xfrm>
+                    <a:prstGeom prst="rect">
+                      <a:avLst/>
+                    </a:prstGeom>
+                    <a:noFill/>
+                    <a:ln>
+                      <a:noFill/>
+                    </a:ln>
+                  </pic:spPr>
+                </pic:pic>
+              </a:graphicData>
+            </a:graphic>
+          </wp:inline>
+        </w:drawing>
+      </w:r>
+    </w:p>
+    <w:p>
+      <w:pPr>
+        <w:jc w:val="center"/>
+      </w:pPr>
+      <w:r>
+        <w:drawing>
+          <wp:inline distT="0" distB="0" distL="0" distR="0" wp14:anchorId="0A14ED7D" wp14:editId="48A48547">
+            <wp:extent cx="2514600" cy="685800"/>
+            <wp:effectExtent l="0" t="0" r="0" b="0"/>
+            <wp:docPr id="2099261046" name="Image 21" descr="Une image contenant texte, Police, capture d’écran&#10;&#10;Description générée automatiquement"/>
+            <wp:cNvGraphicFramePr>
+              <a:graphicFrameLocks xmlns:a="http://schemas.openxmlformats.org/drawingml/2006/main" noChangeAspect="1"/>
+            </wp:cNvGraphicFramePr>
+            <a:graphic xmlns:a="http://schemas.openxmlformats.org/drawingml/2006/main">
+              <a:graphicData uri="http://schemas.openxmlformats.org/drawingml/2006/picture">
+                <pic:pic xmlns:pic="http://schemas.openxmlformats.org/drawingml/2006/picture">
+                  <pic:nvPicPr>
+                    <pic:cNvPr id="2099261046" name="Image 21" descr="Une image contenant texte, Police, capture d’écran&#10;&#10;Description générée automatiquement"/>
+                    <pic:cNvPicPr>
+                      <a:picLocks noChangeAspect="1" noChangeArrowheads="1"/>
+                    </pic:cNvPicPr>
+                  </pic:nvPicPr>
+                  <pic:blipFill>
+                    <a:blip r:embed="rId19">
+                      <a:extLst>
+                        <a:ext uri="{28A0092B-C50C-407E-A947-70E740481C1C}">
+                          <a14:useLocalDpi xmlns:a14="http://schemas.microsoft.com/office/drawing/2010/main" val="0"/>
+                        </a:ext>
+                      </a:extLst>
+                    </a:blip>
+                    <a:srcRect/>
+                    <a:stretch>
+                      <a:fillRect/>
+                    </a:stretch>
+                  </pic:blipFill>
+                  <pic:spPr bwMode="auto">
+                    <a:xfrm>
+                      <a:off x="0" y="0"/>
+                      <a:ext cx="2514600" cy="685800"/>
+                    </a:xfrm>
+                    <a:prstGeom prst="rect">
+                      <a:avLst/>
+                    </a:prstGeom>
+                    <a:noFill/>
+                    <a:ln>
+                      <a:noFill/>
+                    </a:ln>
+                  </pic:spPr>
+                </pic:pic>
+              </a:graphicData>
+            </a:graphic>
+          </wp:inline>
+        </w:drawing>
+      </w:r>
+    </w:p>
+    <w:p>
+      <w:pPr>
+        <w:jc w:val="center"/>
+      </w:pPr>
+      <w:r>
+        <w:t>Pareil pour les mois, si la valeur pour les mois n’est pas comprise entre 1 et 12, le programme renverra toujours que la date n’est pas valide</w:t>
+      </w:r>
+    </w:p>
+    <w:p>
+      <w:pPr>
+        <w:jc w:val="center"/>
+      </w:pPr>
+      <w:r>
+        <w:drawing>
+          <wp:inline distT="0" distB="0" distL="0" distR="0" wp14:anchorId="5FE7827D" wp14:editId="6A99E149">
+            <wp:extent cx="2495550" cy="666750"/>
+            <wp:effectExtent l="0" t="0" r="0" b="0"/>
+            <wp:docPr id="2063209098" name="Image 20" descr="Une image contenant texte, Police, capture d’écran, nombre&#10;&#10;Description générée automatiquement"/>
+            <wp:cNvGraphicFramePr>
+              <a:graphicFrameLocks xmlns:a="http://schemas.openxmlformats.org/drawingml/2006/main" noChangeAspect="1"/>
+            </wp:cNvGraphicFramePr>
+            <a:graphic xmlns:a="http://schemas.openxmlformats.org/drawingml/2006/main">
+              <a:graphicData uri="http://schemas.openxmlformats.org/drawingml/2006/picture">
+                <pic:pic xmlns:pic="http://schemas.openxmlformats.org/drawingml/2006/picture">
+                  <pic:nvPicPr>
+                    <pic:cNvPr id="2063209098" name="Image 20" descr="Une image contenant texte, Police, capture d’écran, nombre&#10;&#10;Description générée automatiquement"/>
+                    <pic:cNvPicPr>
+                      <a:picLocks noChangeAspect="1" noChangeArrowheads="1"/>
+                    </pic:cNvPicPr>
+                  </pic:nvPicPr>
+                  <pic:blipFill>
+                    <a:blip r:embed="rId20">
+                      <a:extLst>
+                        <a:ext uri="{28A0092B-C50C-407E-A947-70E740481C1C}">
+                          <a14:useLocalDpi xmlns:a14="http://schemas.microsoft.com/office/drawing/2010/main" val="0"/>
+                        </a:ext>
+                      </a:extLst>
+                    </a:blip>
+                    <a:srcRect/>
+                    <a:stretch>
+                      <a:fillRect/>
+                    </a:stretch>
+                  </pic:blipFill>
+                  <pic:spPr bwMode="auto">
+                    <a:xfrm>
+                      <a:off x="0" y="0"/>
+                      <a:ext cx="2495550" cy="666750"/>
+                    </a:xfrm>
+                    <a:prstGeom prst="rect">
+                      <a:avLst/>
+                    </a:prstGeom>
+                    <a:noFill/>
+                    <a:ln>
+                      <a:noFill/>
+                    </a:ln>
+                  </pic:spPr>
+                </pic:pic>
+              </a:graphicData>
+            </a:graphic>
+          </wp:inline>
+        </w:drawing>
+      </w:r>
+    </w:p>
+    <w:p>
+      <w:pPr>
+        <w:jc w:val="center"/>
+      </w:pPr>
+      <w:r>
+        <w:drawing>
+          <wp:inline distT="0" distB="0" distL="0" distR="0" wp14:anchorId="4F85EA73" wp14:editId="2C64AE53">
+            <wp:extent cx="2457450" cy="666750"/>
+            <wp:effectExtent l="0" t="0" r="0" b="0"/>
+            <wp:docPr id="403808219" name="Image 19" descr="Une image contenant texte, Police, capture d’écran&#10;&#10;Description générée automatiquement"/>
+            <wp:cNvGraphicFramePr>
+              <a:graphicFrameLocks xmlns:a="http://schemas.openxmlformats.org/drawingml/2006/main" noChangeAspect="1"/>
+            </wp:cNvGraphicFramePr>
+            <a:graphic xmlns:a="http://schemas.openxmlformats.org/drawingml/2006/main">
+              <a:graphicData uri="http://schemas.openxmlformats.org/drawingml/2006/picture">
+                <pic:pic xmlns:pic="http://schemas.openxmlformats.org/drawingml/2006/picture">
+                  <pic:nvPicPr>
+                    <pic:cNvPr id="403808219" name="Image 19" descr="Une image contenant texte, Police, capture d’écran&#10;&#10;Description générée automatiquement"/>
+                    <pic:cNvPicPr>
+                      <a:picLocks noChangeAspect="1" noChangeArrowheads="1"/>
+                    </pic:cNvPicPr>
+                  </pic:nvPicPr>
+                  <pic:blipFill>
+                    <a:blip r:embed="rId21">
+                      <a:extLst>
+                        <a:ext uri="{28A0092B-C50C-407E-A947-70E740481C1C}">
+                          <a14:useLocalDpi xmlns:a14="http://schemas.microsoft.com/office/drawing/2010/main" val="0"/>
+                        </a:ext>
+                      </a:extLst>
+                    </a:blip>
+                    <a:srcRect/>
+                    <a:stretch>
+                      <a:fillRect/>
+                    </a:stretch>
+                  </pic:blipFill>
+                  <pic:spPr bwMode="auto">
+                    <a:xfrm>
+                      <a:off x="0" y="0"/>
+                      <a:ext cx="2457450" cy="666750"/>
+                    </a:xfrm>
+                    <a:prstGeom prst="rect">
+                      <a:avLst/>
+                    </a:prstGeom>
+                    <a:noFill/>
+                    <a:ln>
+                      <a:noFill/>
+                    </a:ln>
+                  </pic:spPr>
+                </pic:pic>
+              </a:graphicData>
+            </a:graphic>
+          </wp:inline>
+        </w:drawing>
+      </w:r>
+    </w:p>
+    <w:p>
+      <w:pPr>
+        <w:jc w:val="center"/>
+      </w:pPr>
+      <w:r>
+        <w:t xml:space="preserve">Pour l’année, si sa valeur est </w:t>
+      </w:r>
+      <w:r>
+        <w:t>inférieure</w:t>
+      </w:r>
+      <w:r>
+        <w:t xml:space="preserve"> à 1583, alors le programme renverra que la date est invalide sinon l’année est acceptée.</w:t>
+      </w:r>
+    </w:p>
+    <w:p>
+      <w:pPr>
+        <w:jc w:val="center"/>
+      </w:pPr>
+    </w:p>
+    <w:p>
+      <w:pPr>
+        <w:jc w:val="center"/>
+      </w:pPr>
+      <w:r>
+        <w:lastRenderedPageBreak/>
+        <w:drawing>
+          <wp:inline distT="0" distB="0" distL="0" distR="0" wp14:anchorId="5F800CFA" wp14:editId="2D8062D9">
+            <wp:extent cx="2609850" cy="666750"/>
+            <wp:effectExtent l="0" t="0" r="0" b="0"/>
+            <wp:docPr id="1579879061" name="Image 18" descr="Une image contenant texte, Police, capture d’écran&#10;&#10;Description générée automatiquement"/>
+            <wp:cNvGraphicFramePr>
+              <a:graphicFrameLocks xmlns:a="http://schemas.openxmlformats.org/drawingml/2006/main" noChangeAspect="1"/>
+            </wp:cNvGraphicFramePr>
+            <a:graphic xmlns:a="http://schemas.openxmlformats.org/drawingml/2006/main">
+              <a:graphicData uri="http://schemas.openxmlformats.org/drawingml/2006/picture">
+                <pic:pic xmlns:pic="http://schemas.openxmlformats.org/drawingml/2006/picture">
+                  <pic:nvPicPr>
+                    <pic:cNvPr id="1579879061" name="Image 18" descr="Une image contenant texte, Police, capture d’écran&#10;&#10;Description générée automatiquement"/>
+                    <pic:cNvPicPr>
+                      <a:picLocks noChangeAspect="1" noChangeArrowheads="1"/>
+                    </pic:cNvPicPr>
+                  </pic:nvPicPr>
+                  <pic:blipFill>
+                    <a:blip r:embed="rId22">
+                      <a:extLst>
+                        <a:ext uri="{28A0092B-C50C-407E-A947-70E740481C1C}">
+                          <a14:useLocalDpi xmlns:a14="http://schemas.microsoft.com/office/drawing/2010/main" val="0"/>
+                        </a:ext>
+                      </a:extLst>
+                    </a:blip>
+                    <a:srcRect/>
+                    <a:stretch>
+                      <a:fillRect/>
+                    </a:stretch>
+                  </pic:blipFill>
+                  <pic:spPr bwMode="auto">
+                    <a:xfrm>
+                      <a:off x="0" y="0"/>
+                      <a:ext cx="2609850" cy="666750"/>
+                    </a:xfrm>
+                    <a:prstGeom prst="rect">
+                      <a:avLst/>
+                    </a:prstGeom>
+                    <a:noFill/>
+                    <a:ln>
+                      <a:noFill/>
+                    </a:ln>
+                  </pic:spPr>
+                </pic:pic>
+              </a:graphicData>
+            </a:graphic>
+          </wp:inline>
+        </w:drawing>
+      </w:r>
+      <w:r>
+        <w:drawing>
+          <wp:inline distT="0" distB="0" distL="0" distR="0" wp14:anchorId="4E7EAC6F" wp14:editId="315CD741">
+            <wp:extent cx="2603500" cy="660400"/>
+            <wp:effectExtent l="0" t="0" r="6350" b="6350"/>
+            <wp:docPr id="748407592" name="Image 17" descr="Une image contenant texte, Police, capture d’écran, typographie&#10;&#10;Description générée automatiquement"/>
+            <wp:cNvGraphicFramePr>
+              <a:graphicFrameLocks xmlns:a="http://schemas.openxmlformats.org/drawingml/2006/main" noChangeAspect="1"/>
+            </wp:cNvGraphicFramePr>
+            <a:graphic xmlns:a="http://schemas.openxmlformats.org/drawingml/2006/main">
+              <a:graphicData uri="http://schemas.openxmlformats.org/drawingml/2006/picture">
+                <pic:pic xmlns:pic="http://schemas.openxmlformats.org/drawingml/2006/picture">
+                  <pic:nvPicPr>
+                    <pic:cNvPr id="748407592" name="Image 17" descr="Une image contenant texte, Police, capture d’écran, typographie&#10;&#10;Description générée automatiquement"/>
+                    <pic:cNvPicPr>
+                      <a:picLocks noChangeAspect="1" noChangeArrowheads="1"/>
+                    </pic:cNvPicPr>
+                  </pic:nvPicPr>
+                  <pic:blipFill>
+                    <a:blip r:embed="rId23">
+                      <a:extLst>
+                        <a:ext uri="{28A0092B-C50C-407E-A947-70E740481C1C}">
+                          <a14:useLocalDpi xmlns:a14="http://schemas.microsoft.com/office/drawing/2010/main" val="0"/>
+                        </a:ext>
+                      </a:extLst>
+                    </a:blip>
+                    <a:srcRect/>
+                    <a:stretch>
+                      <a:fillRect/>
+                    </a:stretch>
+                  </pic:blipFill>
+                  <pic:spPr bwMode="auto">
+                    <a:xfrm>
+                      <a:off x="0" y="0"/>
+                      <a:ext cx="2603500" cy="660400"/>
+                    </a:xfrm>
+                    <a:prstGeom prst="rect">
+                      <a:avLst/>
+                    </a:prstGeom>
+                    <a:noFill/>
+                    <a:ln>
+                      <a:noFill/>
+                    </a:ln>
+                  </pic:spPr>
+                </pic:pic>
+              </a:graphicData>
+            </a:graphic>
+          </wp:inline>
+        </w:drawing>
+      </w:r>
+    </w:p>
+    <w:p>
+      <w:pPr>
+        <w:jc w:val="center"/>
+      </w:pPr>
+      <w:r>
+        <w:drawing>
+          <wp:inline distT="0" distB="0" distL="0" distR="0" wp14:anchorId="6CAA0174" wp14:editId="51BAA9D6">
+            <wp:extent cx="2533650" cy="679450"/>
+            <wp:effectExtent l="0" t="0" r="0" b="6350"/>
+            <wp:docPr id="210751204" name="Image 16" descr="Une image contenant texte, Police, capture d’écran&#10;&#10;Description générée automatiquement"/>
+            <wp:cNvGraphicFramePr>
+              <a:graphicFrameLocks xmlns:a="http://schemas.openxmlformats.org/drawingml/2006/main" noChangeAspect="1"/>
+            </wp:cNvGraphicFramePr>
+            <a:graphic xmlns:a="http://schemas.openxmlformats.org/drawingml/2006/main">
+              <a:graphicData uri="http://schemas.openxmlformats.org/drawingml/2006/picture">
+                <pic:pic xmlns:pic="http://schemas.openxmlformats.org/drawingml/2006/picture">
+                  <pic:nvPicPr>
+                    <pic:cNvPr id="210751204" name="Image 16" descr="Une image contenant texte, Police, capture d’écran&#10;&#10;Description générée automatiquement"/>
+                    <pic:cNvPicPr>
+                      <a:picLocks noChangeAspect="1" noChangeArrowheads="1"/>
+                    </pic:cNvPicPr>
+                  </pic:nvPicPr>
+                  <pic:blipFill>
+                    <a:blip r:embed="rId24">
+                      <a:extLst>
+                        <a:ext uri="{28A0092B-C50C-407E-A947-70E740481C1C}">
+                          <a14:useLocalDpi xmlns:a14="http://schemas.microsoft.com/office/drawing/2010/main" val="0"/>
+                        </a:ext>
+                      </a:extLst>
+                    </a:blip>
+                    <a:srcRect/>
+                    <a:stretch>
+                      <a:fillRect/>
+                    </a:stretch>
+                  </pic:blipFill>
+                  <pic:spPr bwMode="auto">
+                    <a:xfrm>
+                      <a:off x="0" y="0"/>
+                      <a:ext cx="2533650" cy="679450"/>
+                    </a:xfrm>
+                    <a:prstGeom prst="rect">
+                      <a:avLst/>
+                    </a:prstGeom>
+                    <a:noFill/>
+                    <a:ln>
+                      <a:noFill/>
+                    </a:ln>
+                  </pic:spPr>
+                </pic:pic>
+              </a:graphicData>
+            </a:graphic>
+          </wp:inline>
+        </w:drawing>
+      </w:r>
+      <w:r>
+        <w:drawing>
+          <wp:inline distT="0" distB="0" distL="0" distR="0" wp14:anchorId="5106A4E4" wp14:editId="266C6D8B">
+            <wp:extent cx="2584450" cy="660400"/>
+            <wp:effectExtent l="0" t="0" r="6350" b="6350"/>
+            <wp:docPr id="972141183" name="Image 15"/>
+            <wp:cNvGraphicFramePr>
+              <a:graphicFrameLocks xmlns:a="http://schemas.openxmlformats.org/drawingml/2006/main" noChangeAspect="1"/>
+            </wp:cNvGraphicFramePr>
+            <a:graphic xmlns:a="http://schemas.openxmlformats.org/drawingml/2006/main">
+              <a:graphicData uri="http://schemas.openxmlformats.org/drawingml/2006/picture">
+                <pic:pic xmlns:pic="http://schemas.openxmlformats.org/drawingml/2006/picture">
+                  <pic:nvPicPr>
+                    <pic:cNvPr id="0" name="Picture 77"/>
+                    <pic:cNvPicPr>
+                      <a:picLocks noChangeAspect="1" noChangeArrowheads="1"/>
+                    </pic:cNvPicPr>
+                  </pic:nvPicPr>
+                  <pic:blipFill>
+                    <a:blip r:embed="rId25">
+                      <a:extLst>
+                        <a:ext uri="{28A0092B-C50C-407E-A947-70E740481C1C}">
+                          <a14:useLocalDpi xmlns:a14="http://schemas.microsoft.com/office/drawing/2010/main" val="0"/>
+                        </a:ext>
+                      </a:extLst>
+                    </a:blip>
+                    <a:srcRect/>
+                    <a:stretch>
+                      <a:fillRect/>
+                    </a:stretch>
+                  </pic:blipFill>
+                  <pic:spPr bwMode="auto">
+                    <a:xfrm>
+                      <a:off x="0" y="0"/>
+                      <a:ext cx="2584450" cy="660400"/>
+                    </a:xfrm>
+                    <a:prstGeom prst="rect">
+                      <a:avLst/>
+                    </a:prstGeom>
+                    <a:noFill/>
+                    <a:ln>
+                      <a:noFill/>
+                    </a:ln>
+                  </pic:spPr>
+                </pic:pic>
+              </a:graphicData>
+            </a:graphic>
+          </wp:inline>
+        </w:drawing>
+      </w:r>
+    </w:p>
+    <w:p>
+      <w:pPr>
+        <w:jc w:val="center"/>
+      </w:pPr>
+      <w:r>
+        <w:drawing>
+          <wp:inline distT="0" distB="0" distL="0" distR="0" wp14:anchorId="06F0B272" wp14:editId="01124CB0">
+            <wp:extent cx="2603500" cy="685800"/>
+            <wp:effectExtent l="0" t="0" r="6350" b="0"/>
+            <wp:docPr id="1269280285" name="Image 14" descr="Une image contenant texte, Police, capture d’écran, nombre&#10;&#10;Description générée automatiquement"/>
+            <wp:cNvGraphicFramePr>
+              <a:graphicFrameLocks xmlns:a="http://schemas.openxmlformats.org/drawingml/2006/main" noChangeAspect="1"/>
+            </wp:cNvGraphicFramePr>
+            <a:graphic xmlns:a="http://schemas.openxmlformats.org/drawingml/2006/main">
+              <a:graphicData uri="http://schemas.openxmlformats.org/drawingml/2006/picture">
+                <pic:pic xmlns:pic="http://schemas.openxmlformats.org/drawingml/2006/picture">
+                  <pic:nvPicPr>
+                    <pic:cNvPr id="1269280285" name="Image 14" descr="Une image contenant texte, Police, capture d’écran, nombre&#10;&#10;Description générée automatiquement"/>
+                    <pic:cNvPicPr>
+                      <a:picLocks noChangeAspect="1" noChangeArrowheads="1"/>
+                    </pic:cNvPicPr>
+                  </pic:nvPicPr>
+                  <pic:blipFill>
+                    <a:blip r:embed="rId26">
+                      <a:extLst>
+                        <a:ext uri="{28A0092B-C50C-407E-A947-70E740481C1C}">
+                          <a14:useLocalDpi xmlns:a14="http://schemas.microsoft.com/office/drawing/2010/main" val="0"/>
+                        </a:ext>
+                      </a:extLst>
+                    </a:blip>
+                    <a:srcRect/>
+                    <a:stretch>
+                      <a:fillRect/>
+                    </a:stretch>
+                  </pic:blipFill>
+                  <pic:spPr bwMode="auto">
+                    <a:xfrm>
+                      <a:off x="0" y="0"/>
+                      <a:ext cx="2603500" cy="685800"/>
+                    </a:xfrm>
+                    <a:prstGeom prst="rect">
+                      <a:avLst/>
+                    </a:prstGeom>
+                    <a:noFill/>
+                    <a:ln>
+                      <a:noFill/>
+                    </a:ln>
+                  </pic:spPr>
+                </pic:pic>
+              </a:graphicData>
+            </a:graphic>
+          </wp:inline>
+        </w:drawing>
+      </w:r>
+    </w:p>
+    <w:p>
+      <w:pPr>
+        <w:jc w:val="center"/>
+      </w:pPr>
+      <w:r>
+        <w:t xml:space="preserve">Enfin si les trois conditions sont </w:t>
+      </w:r>
+      <w:r>
+        <w:t>réunies</w:t>
+      </w:r>
+      <w:r>
+        <w:t xml:space="preserve"> le programme renvoi bien que la date est valide</w:t>
+      </w:r>
+      <w:r>
+        <w:t>.</w:t>
+      </w:r>
+    </w:p>
+    <w:p>
+      <w:pPr>
+        <w:jc w:val="center"/>
+        <w:rPr>
+          <w:u w:val="single"/>
+        </w:rPr>
+      </w:pPr>
+    </w:p>
+    <w:p>
+      <w:pPr>
+        <w:jc w:val="center"/>
+        <w:rPr>
+          <w:u w:val="single"/>
+        </w:rPr>
+      </w:pPr>
+      <w:r>
+        <w:rPr>
+          <w:u w:val="single"/>
+        </w:rPr>
+        <w:t>EXERCICE 3 :</w:t>
+      </w:r>
+    </w:p>
+    <w:p>
+      <w:pPr>
+        <w:jc w:val="center"/>
+        <w:rPr>
+          <w:u w:val="single"/>
+        </w:rPr>
+      </w:pPr>
+      <w:r>
+        <w:drawing>
+          <wp:inline distT="0" distB="0" distL="0" distR="0" wp14:anchorId="5EF1447C" wp14:editId="3B39EE9A">
+            <wp:extent cx="5760720" cy="1859280"/>
+            <wp:effectExtent l="0" t="0" r="0" b="7620"/>
+            <wp:docPr id="298261275" name="Image 1" descr="Une image contenant texte, capture d’écran, Police&#10;&#10;Description générée automatiquement"/>
+            <wp:cNvGraphicFramePr>
+              <a:graphicFrameLocks xmlns:a="http://schemas.openxmlformats.org/drawingml/2006/main" noChangeAspect="1"/>
+            </wp:cNvGraphicFramePr>
+            <a:graphic xmlns:a="http://schemas.openxmlformats.org/drawingml/2006/main">
+              <a:graphicData uri="http://schemas.openxmlformats.org/drawingml/2006/picture">
+                <pic:pic xmlns:pic="http://schemas.openxmlformats.org/drawingml/2006/picture">
+                  <pic:nvPicPr>
+                    <pic:cNvPr id="298261275" name="Image 1" descr="Une image contenant texte, capture d’écran, Police&#10;&#10;Description générée automatiquement"/>
+                    <pic:cNvPicPr/>
+                  </pic:nvPicPr>
+                  <pic:blipFill>
+                    <a:blip r:embed="rId27"/>
+                    <a:stretch>
+                      <a:fillRect/>
+                    </a:stretch>
+                  </pic:blipFill>
+                  <pic:spPr>
+                    <a:xfrm>
+                      <a:off x="0" y="0"/>
+                      <a:ext cx="5760720" cy="1859280"/>
+                    </a:xfrm>
+                    <a:prstGeom prst="rect">
+                      <a:avLst/>
+                    </a:prstGeom>
+                  </pic:spPr>
+                </pic:pic>
+              </a:graphicData>
+            </a:graphic>
+          </wp:inline>
+        </w:drawing>
+      </w:r>
+    </w:p>
+    <w:p>
+      <w:r>
+        <w:t>Ce programme a pour objectif de créer un triangle rectangle à l’aide de nombre. On utilise donc 2 for pour la hauteur et la longueur.</w:t>
+      </w:r>
+    </w:p>
+    <w:p/>
+    <w:p>
+      <w:pPr>
+        <w:jc w:val="center"/>
+        <w:rPr>
+          <w:u w:val="single"/>
+        </w:rPr>
+      </w:pPr>
+      <w:r>
+        <w:rPr>
+          <w:u w:val="single"/>
+        </w:rPr>
+        <w:t>Jeux d’essais :</w:t>
+      </w:r>
+    </w:p>
+    <w:p>
+      <w:pPr>
+        <w:jc w:val="center"/>
+        <w:rPr>
+          <w:u w:val="single"/>
+        </w:rPr>
+      </w:pPr>
+      <w:r>
+        <w:drawing>
+          <wp:inline distT="0" distB="0" distL="0" distR="0" wp14:anchorId="2EC1AB6F" wp14:editId="173B1D14">
+            <wp:extent cx="2676899" cy="1200318"/>
+            <wp:effectExtent l="0" t="0" r="0" b="0"/>
+            <wp:docPr id="538095931" name="Image 1" descr="Une image contenant texte, Police, capture d’écran, conception&#10;&#10;Description générée automatiquement"/>
+            <wp:cNvGraphicFramePr>
+              <a:graphicFrameLocks xmlns:a="http://schemas.openxmlformats.org/drawingml/2006/main" noChangeAspect="1"/>
+            </wp:cNvGraphicFramePr>
+            <a:graphic xmlns:a="http://schemas.openxmlformats.org/drawingml/2006/main">
+              <a:graphicData uri="http://schemas.openxmlformats.org/drawingml/2006/picture">
+                <pic:pic xmlns:pic="http://schemas.openxmlformats.org/drawingml/2006/picture">
+                  <pic:nvPicPr>
+                    <pic:cNvPr id="538095931" name="Image 1" descr="Une image contenant texte, Police, capture d’écran, conception&#10;&#10;Description générée automatiquement"/>
+                    <pic:cNvPicPr/>
+                  </pic:nvPicPr>
+                  <pic:blipFill>
+                    <a:blip r:embed="rId28"/>
+                    <a:stretch>
+                      <a:fillRect/>
+                    </a:stretch>
+                  </pic:blipFill>
+                  <pic:spPr>
+                    <a:xfrm>
+                      <a:off x="0" y="0"/>
+                      <a:ext cx="2676899" cy="1200318"/>
+                    </a:xfrm>
+                    <a:prstGeom prst="rect">
+                      <a:avLst/>
+                    </a:prstGeom>
+                  </pic:spPr>
+                </pic:pic>
+              </a:graphicData>
+            </a:graphic>
+          </wp:inline>
+        </w:drawing>
+      </w:r>
+    </w:p>
+    <w:p>
+      <w:pPr>
+        <w:jc w:val="center"/>
+      </w:pPr>
+      <w:r>
+        <w:t>Si l’on saisit un nombre négatif ou nul, on nous force à ressaisir une valeur.</w:t>
+      </w:r>
+    </w:p>
+    <w:p>
+      <w:pPr>
+        <w:jc w:val="center"/>
+      </w:pPr>
+    </w:p>
+    <w:p>
+      <w:pPr>
+        <w:jc w:val="center"/>
+      </w:pPr>
+    </w:p>
+    <w:p>
+      <w:pPr>
+        <w:jc w:val="center"/>
+      </w:pPr>
+      <w:r>
+        <w:lastRenderedPageBreak/>
+        <w:drawing>
+          <wp:inline distT="0" distB="0" distL="0" distR="0" wp14:anchorId="44D9AFE2" wp14:editId="49C98851">
+            <wp:extent cx="3810532" cy="3372321"/>
+            <wp:effectExtent l="0" t="0" r="0" b="0"/>
+            <wp:docPr id="577501931" name="Image 1" descr="Une image contenant texte, capture d’écran, Police, conception&#10;&#10;Description générée automatiquement"/>
+            <wp:cNvGraphicFramePr>
+              <a:graphicFrameLocks xmlns:a="http://schemas.openxmlformats.org/drawingml/2006/main" noChangeAspect="1"/>
+            </wp:cNvGraphicFramePr>
+            <a:graphic xmlns:a="http://schemas.openxmlformats.org/drawingml/2006/main">
+              <a:graphicData uri="http://schemas.openxmlformats.org/drawingml/2006/picture">
+                <pic:pic xmlns:pic="http://schemas.openxmlformats.org/drawingml/2006/picture">
+                  <pic:nvPicPr>
+                    <pic:cNvPr id="577501931" name="Image 1" descr="Une image contenant texte, capture d’écran, Police, conception&#10;&#10;Description générée automatiquement"/>
+                    <pic:cNvPicPr/>
+                  </pic:nvPicPr>
+                  <pic:blipFill>
+                    <a:blip r:embed="rId29"/>
+                    <a:stretch>
+                      <a:fillRect/>
+                    </a:stretch>
+                  </pic:blipFill>
+                  <pic:spPr>
+                    <a:xfrm>
+                      <a:off x="0" y="0"/>
+                      <a:ext cx="3810532" cy="3372321"/>
+                    </a:xfrm>
+                    <a:prstGeom prst="rect">
+                      <a:avLst/>
+                    </a:prstGeom>
+                  </pic:spPr>
+                </pic:pic>
+              </a:graphicData>
+            </a:graphic>
+          </wp:inline>
+        </w:drawing>
+      </w:r>
+    </w:p>
+    <w:p>
+      <w:pPr>
+        <w:jc w:val="center"/>
+      </w:pPr>
+      <w:r>
+        <w:t xml:space="preserve">Avec un nombre un peu plus grand cela donne ce résultat mais </w:t>
+      </w:r>
+    </w:p>
+    <w:p>
+      <w:pPr>
+        <w:jc w:val="center"/>
+      </w:pPr>
+      <w:r>
+        <w:drawing>
+          <wp:inline distT="0" distB="0" distL="0" distR="0" wp14:anchorId="7A1EAA33" wp14:editId="0A08BF93">
+            <wp:extent cx="5163820" cy="2756086"/>
+            <wp:effectExtent l="0" t="0" r="0" b="6350"/>
+            <wp:docPr id="1247371920" name="Image 1" descr="Une image contenant motif, capture d’écran, tissu&#10;&#10;Description générée automatiquement"/>
+            <wp:cNvGraphicFramePr>
+              <a:graphicFrameLocks xmlns:a="http://schemas.openxmlformats.org/drawingml/2006/main" noChangeAspect="1"/>
+            </wp:cNvGraphicFramePr>
+            <a:graphic xmlns:a="http://schemas.openxmlformats.org/drawingml/2006/main">
+              <a:graphicData uri="http://schemas.openxmlformats.org/drawingml/2006/picture">
+                <pic:pic xmlns:pic="http://schemas.openxmlformats.org/drawingml/2006/picture">
+                  <pic:nvPicPr>
+                    <pic:cNvPr id="1247371920" name="Image 1" descr="Une image contenant motif, capture d’écran, tissu&#10;&#10;Description générée automatiquement"/>
+                    <pic:cNvPicPr/>
+                  </pic:nvPicPr>
+                  <pic:blipFill>
+                    <a:blip r:embed="rId30"/>
+                    <a:stretch>
+                      <a:fillRect/>
+                    </a:stretch>
+                  </pic:blipFill>
+                  <pic:spPr>
+                    <a:xfrm>
+                      <a:off x="0" y="0"/>
+                      <a:ext cx="5166576" cy="2757557"/>
+                    </a:xfrm>
+                    <a:prstGeom prst="rect">
+                      <a:avLst/>
+                    </a:prstGeom>
+                  </pic:spPr>
+                </pic:pic>
+              </a:graphicData>
+            </a:graphic>
+          </wp:inline>
+        </w:drawing>
+      </w:r>
+    </w:p>
+    <w:p>
+      <w:pPr>
+        <w:jc w:val="center"/>
+      </w:pPr>
+      <w:r>
+        <w:t>Avec un nombre grand cela devient illisible car les nombres reviennent à la ligne, mais le programme ne montre pas d’erreurs avec un grand nombre.</w:t>
+      </w:r>
+    </w:p>
+    <w:p>
+      <w:pPr>
+        <w:jc w:val="center"/>
+      </w:pPr>
+    </w:p>
+    <w:p>
+      <w:pPr>
+        <w:jc w:val="center"/>
+      </w:pPr>
+    </w:p>
+    <w:p>
+      <w:pPr>
+        <w:jc w:val="center"/>
+      </w:pPr>
+    </w:p>
+    <w:p>
+      <w:pPr>
+        <w:jc w:val="center"/>
+      </w:pPr>
+    </w:p>
+    <w:p>
+      <w:pPr>
+        <w:jc w:val="center"/>
+      </w:pPr>
+    </w:p>
+    <w:p>
+      <w:pPr>
+        <w:jc w:val="center"/>
+        <w:rPr>
+          <w:u w:val="single"/>
+        </w:rPr>
+      </w:pPr>
+      <w:r>
+        <w:rPr>
+          <w:u w:val="single"/>
+        </w:rPr>
+        <w:lastRenderedPageBreak/>
+        <w:t>EXERCICE 4 :</w:t>
+      </w:r>
+    </w:p>
+    <w:p>
+      <w:pPr>
+        <w:jc w:val="center"/>
+        <w:rPr>
+          <w:u w:val="single"/>
+        </w:rPr>
+      </w:pPr>
+      <w:r>
+        <w:drawing>
+          <wp:inline distT="0" distB="0" distL="0" distR="0" wp14:anchorId="43AA6D54" wp14:editId="7DA5D7BB">
+            <wp:extent cx="5315692" cy="3505689"/>
+            <wp:effectExtent l="0" t="0" r="0" b="0"/>
+            <wp:docPr id="498113866" name="Image 1" descr="Une image contenant texte, capture d’écran, Police&#10;&#10;Description générée automatiquement"/>
+            <wp:cNvGraphicFramePr>
+              <a:graphicFrameLocks xmlns:a="http://schemas.openxmlformats.org/drawingml/2006/main" noChangeAspect="1"/>
+            </wp:cNvGraphicFramePr>
+            <a:graphic xmlns:a="http://schemas.openxmlformats.org/drawingml/2006/main">
+              <a:graphicData uri="http://schemas.openxmlformats.org/drawingml/2006/picture">
+                <pic:pic xmlns:pic="http://schemas.openxmlformats.org/drawingml/2006/picture">
+                  <pic:nvPicPr>
+                    <pic:cNvPr id="498113866" name="Image 1" descr="Une image contenant texte, capture d’écran, Police&#10;&#10;Description générée automatiquement"/>
+                    <pic:cNvPicPr/>
+                  </pic:nvPicPr>
+                  <pic:blipFill>
+                    <a:blip r:embed="rId31"/>
+                    <a:stretch>
+                      <a:fillRect/>
+                    </a:stretch>
+                  </pic:blipFill>
+                  <pic:spPr>
+                    <a:xfrm>
+                      <a:off x="0" y="0"/>
+                      <a:ext cx="5315692" cy="3505689"/>
+                    </a:xfrm>
+                    <a:prstGeom prst="rect">
+                      <a:avLst/>
+                    </a:prstGeom>
+                  </pic:spPr>
+                </pic:pic>
+              </a:graphicData>
+            </a:graphic>
+          </wp:inline>
+        </w:drawing>
+      </w:r>
+    </w:p>
+    <w:p>
+      <w:pPr>
+        <w:jc w:val="center"/>
+      </w:pPr>
+      <w:r>
+        <w:t xml:space="preserve">Ce programme a pour objectif </w:t>
+      </w:r>
+      <w:r>
+        <w:t xml:space="preserve">de créer un carré à l’aide de nombres, on utilise donc comme avant 2 boucles for pour la hauteur et la longueur des lignes et colonnes du carré. </w:t>
+      </w:r>
+    </w:p>
+    <w:p>
+      <w:pPr>
+        <w:jc w:val="center"/>
+      </w:pPr>
+    </w:p>
+    <w:p>
+      <w:pPr>
+        <w:jc w:val="center"/>
+        <w:rPr>
+          <w:u w:val="single"/>
+        </w:rPr>
+      </w:pPr>
+      <w:r>
+        <w:rPr>
+          <w:u w:val="single"/>
+        </w:rPr>
+        <w:t xml:space="preserve">Jeux d’essais : </w:t>
+      </w:r>
+    </w:p>
+    <w:p>
+      <w:pPr>
+        <w:jc w:val="center"/>
+        <w:rPr>
+          <w:u w:val="single"/>
+        </w:rPr>
+      </w:pPr>
+      <w:r>
+        <w:drawing>
+          <wp:inline distT="0" distB="0" distL="0" distR="0" wp14:anchorId="4756860F" wp14:editId="5D61BC7F">
+            <wp:extent cx="2029108" cy="438211"/>
+            <wp:effectExtent l="0" t="0" r="9525" b="0"/>
+            <wp:docPr id="1009404620" name="Image 1"/>
+            <wp:cNvGraphicFramePr>
+              <a:graphicFrameLocks xmlns:a="http://schemas.openxmlformats.org/drawingml/2006/main" noChangeAspect="1"/>
+            </wp:cNvGraphicFramePr>
+            <a:graphic xmlns:a="http://schemas.openxmlformats.org/drawingml/2006/main">
+              <a:graphicData uri="http://schemas.openxmlformats.org/drawingml/2006/picture">
+                <pic:pic xmlns:pic="http://schemas.openxmlformats.org/drawingml/2006/picture">
+                  <pic:nvPicPr>
+                    <pic:cNvPr id="1009404620" name=""/>
+                    <pic:cNvPicPr/>
+                  </pic:nvPicPr>
+                  <pic:blipFill>
+                    <a:blip r:embed="rId32"/>
+                    <a:stretch>
+                      <a:fillRect/>
+                    </a:stretch>
+                  </pic:blipFill>
+                  <pic:spPr>
+                    <a:xfrm>
+                      <a:off x="0" y="0"/>
+                      <a:ext cx="2029108" cy="438211"/>
+                    </a:xfrm>
+                    <a:prstGeom prst="rect">
+                      <a:avLst/>
+                    </a:prstGeom>
+                  </pic:spPr>
+                </pic:pic>
+              </a:graphicData>
+            </a:graphic>
+          </wp:inline>
+        </w:drawing>
+      </w:r>
+    </w:p>
+    <w:p>
+      <w:pPr>
+        <w:jc w:val="center"/>
+      </w:pPr>
+      <w:r>
+        <w:t xml:space="preserve">En saisissant 0 on obtient donc juste 0 sans rien autour </w:t>
+      </w:r>
+    </w:p>
+    <w:p>
+      <w:pPr>
+        <w:jc w:val="center"/>
+      </w:pPr>
+      <w:r>
+        <w:lastRenderedPageBreak/>
+        <w:drawing>
+          <wp:inline distT="0" distB="0" distL="0" distR="0" wp14:anchorId="0030B2DC" wp14:editId="26B89E64">
+            <wp:extent cx="2810267" cy="2715004"/>
+            <wp:effectExtent l="0" t="0" r="9525" b="9525"/>
+            <wp:docPr id="1649370874" name="Image 1" descr="Une image contenant texte, capture d’écran, Police, typographie&#10;&#10;Description générée automatiquement"/>
+            <wp:cNvGraphicFramePr>
+              <a:graphicFrameLocks xmlns:a="http://schemas.openxmlformats.org/drawingml/2006/main" noChangeAspect="1"/>
+            </wp:cNvGraphicFramePr>
+            <a:graphic xmlns:a="http://schemas.openxmlformats.org/drawingml/2006/main">
+              <a:graphicData uri="http://schemas.openxmlformats.org/drawingml/2006/picture">
+                <pic:pic xmlns:pic="http://schemas.openxmlformats.org/drawingml/2006/picture">
+                  <pic:nvPicPr>
+                    <pic:cNvPr id="1649370874" name="Image 1" descr="Une image contenant texte, capture d’écran, Police, typographie&#10;&#10;Description générée automatiquement"/>
+                    <pic:cNvPicPr/>
+                  </pic:nvPicPr>
+                  <pic:blipFill>
+                    <a:blip r:embed="rId33"/>
+                    <a:stretch>
+                      <a:fillRect/>
+                    </a:stretch>
+                  </pic:blipFill>
+                  <pic:spPr>
+                    <a:xfrm>
+                      <a:off x="0" y="0"/>
+                      <a:ext cx="2810267" cy="2715004"/>
+                    </a:xfrm>
+                    <a:prstGeom prst="rect">
+                      <a:avLst/>
+                    </a:prstGeom>
+                  </pic:spPr>
+                </pic:pic>
+              </a:graphicData>
+            </a:graphic>
+          </wp:inline>
+        </w:drawing>
+      </w:r>
+    </w:p>
+    <w:p>
+      <w:pPr>
+        <w:jc w:val="center"/>
+      </w:pPr>
+      <w:r>
+        <w:t xml:space="preserve">Si l’on saisit un nombre négatif on doit ressaisir, avec un nombre comme 5 cela fonctionne bien. </w:t>
+      </w:r>
+    </w:p>
+    <w:p>
+      <w:pPr>
+        <w:jc w:val="center"/>
+      </w:pPr>
+    </w:p>
+    <w:p>
+      <w:pPr>
+        <w:jc w:val="center"/>
+      </w:pPr>
+      <w:r>
+        <w:drawing>
+          <wp:inline distT="0" distB="0" distL="0" distR="0" wp14:anchorId="51238406" wp14:editId="50958988">
+            <wp:extent cx="5760720" cy="2747010"/>
+            <wp:effectExtent l="0" t="0" r="0" b="0"/>
+            <wp:docPr id="774152723" name="Image 1" descr="Une image contenant habits, motif, tissu, art&#10;&#10;Description générée automatiquement"/>
+            <wp:cNvGraphicFramePr>
+              <a:graphicFrameLocks xmlns:a="http://schemas.openxmlformats.org/drawingml/2006/main" noChangeAspect="1"/>
+            </wp:cNvGraphicFramePr>
+            <a:graphic xmlns:a="http://schemas.openxmlformats.org/drawingml/2006/main">
+              <a:graphicData uri="http://schemas.openxmlformats.org/drawingml/2006/picture">
+                <pic:pic xmlns:pic="http://schemas.openxmlformats.org/drawingml/2006/picture">
+                  <pic:nvPicPr>
+                    <pic:cNvPr id="774152723" name="Image 1" descr="Une image contenant habits, motif, tissu, art&#10;&#10;Description générée automatiquement"/>
+                    <pic:cNvPicPr/>
+                  </pic:nvPicPr>
+                  <pic:blipFill>
+                    <a:blip r:embed="rId34"/>
+                    <a:stretch>
+                      <a:fillRect/>
+                    </a:stretch>
+                  </pic:blipFill>
+                  <pic:spPr>
+                    <a:xfrm>
+                      <a:off x="0" y="0"/>
+                      <a:ext cx="5760720" cy="2747010"/>
+                    </a:xfrm>
+                    <a:prstGeom prst="rect">
+                      <a:avLst/>
+                    </a:prstGeom>
+                  </pic:spPr>
+                </pic:pic>
+              </a:graphicData>
+            </a:graphic>
+          </wp:inline>
+        </w:drawing>
+      </w:r>
+    </w:p>
+    <w:p>
+      <w:pPr>
+        <w:jc w:val="center"/>
+      </w:pPr>
+      <w:r>
+        <w:t>Comme le triangle avec un nombre trop grand les nombres finissent par revenir à la ligne.</w:t>
+      </w:r>
+    </w:p>
+    <w:p>
+      <w:pPr>
+        <w:jc w:val="center"/>
+      </w:pPr>
+    </w:p>
+    <w:p>
+      <w:pPr>
+        <w:rPr>
+          <w:u w:val="single"/>
+        </w:rPr>
+      </w:pPr>
+    </w:p>
+    <w:p>
+      <w:pPr>
+        <w:rPr>
+          <w:u w:val="single"/>
+        </w:rPr>
+      </w:pPr>
+    </w:p>
+    <w:p>
+      <w:pPr>
+        <w:rPr>
+          <w:u w:val="single"/>
+        </w:rPr>
+      </w:pPr>
+    </w:p>
+    <w:p>
+      <w:pPr>
+        <w:rPr>
+          <w:u w:val="single"/>
+        </w:rPr>
+      </w:pPr>
+    </w:p>
+    <w:p>
+      <w:pPr>
+        <w:rPr>
+          <w:u w:val="single"/>
+        </w:rPr>
+      </w:pPr>
+    </w:p>
+    <w:p>
+      <w:pPr>
+        <w:rPr>
+          <w:u w:val="single"/>
+        </w:rPr>
+      </w:pPr>
+      <w:r>
+        <w:rPr>
+          <w:u w:val="single"/>
+        </w:rPr>
+        <w:lastRenderedPageBreak/>
+        <w:t>Pseudo-code :</w:t>
+      </w:r>
+    </w:p>
+    <w:p>
+      <w:pPr>
+        <w:rPr>
+          <w:u w:val="single"/>
+        </w:rPr>
+      </w:pPr>
+      <w:r>
+        <w:drawing>
+          <wp:inline distT="0" distB="0" distL="0" distR="0" wp14:anchorId="7FCE360E" wp14:editId="31A0E5DF">
+            <wp:extent cx="4432300" cy="3819634"/>
+            <wp:effectExtent l="0" t="0" r="6350" b="9525"/>
+            <wp:docPr id="1617349979" name="Image 1" descr="Une image contenant texte, capture d’écran, Police&#10;&#10;Description générée automatiquement"/>
+            <wp:cNvGraphicFramePr>
+              <a:graphicFrameLocks xmlns:a="http://schemas.openxmlformats.org/drawingml/2006/main" noChangeAspect="1"/>
+            </wp:cNvGraphicFramePr>
+            <a:graphic xmlns:a="http://schemas.openxmlformats.org/drawingml/2006/main">
+              <a:graphicData uri="http://schemas.openxmlformats.org/drawingml/2006/picture">
+                <pic:pic xmlns:pic="http://schemas.openxmlformats.org/drawingml/2006/picture">
+                  <pic:nvPicPr>
+                    <pic:cNvPr id="1617349979" name="Image 1" descr="Une image contenant texte, capture d’écran, Police&#10;&#10;Description générée automatiquement"/>
+                    <pic:cNvPicPr/>
+                  </pic:nvPicPr>
+                  <pic:blipFill>
+                    <a:blip r:embed="rId35"/>
+                    <a:stretch>
+                      <a:fillRect/>
+                    </a:stretch>
+                  </pic:blipFill>
+                  <pic:spPr>
+                    <a:xfrm>
+                      <a:off x="0" y="0"/>
+                      <a:ext cx="4433294" cy="3820491"/>
+                    </a:xfrm>
+                    <a:prstGeom prst="rect">
+                      <a:avLst/>
+                    </a:prstGeom>
+                  </pic:spPr>
+                </pic:pic>
+              </a:graphicData>
+            </a:graphic>
+          </wp:inline>
+        </w:drawing>
+      </w:r>
+    </w:p>
+    <w:p>
+      <w:pPr>
+        <w:rPr>
+          <w:u w:val="single"/>
+        </w:rPr>
+      </w:pPr>
+    </w:p>
     <w:sectPr>
-      <w:headerReference w:type="default" r:id="rId12"/>
-      <w:footerReference w:type="default" r:id="rId13"/>
+      <w:headerReference w:type="default" r:id="rId36"/>
+      <w:footerReference w:type="default" r:id="rId37"/>
       <w:pgSz w:w="11906" w:h="16838"/>
       <w:pgMar w:top="1417" w:right="1417" w:bottom="1417" w:left="1417" w:header="708" w:footer="708" w:gutter="0"/>
       <w:cols w:space="708"/>
